--- a/TRPT_Vortex_Expansion_Analysis.docx
+++ b/TRPT_Vortex_Expansion_Analysis.docx
@@ -834,6 +834,552 @@
           <w:color w:val="1A709E"/>
           <w:sz w:val="26"/>
         </w:rPr>
+        <w:t>2.0  Baseline Blade Geometry</w:t>
+      </w:r>
+    </w:p>
+    <w:p>
+      <w:pPr>
+        <w:spacing w:after="120" w:before="0"/>
+      </w:pPr>
+      <w:r>
+        <w:t>All TRPT rotors — including the reference single-rotor design — are inherently annular. Blades do not extend to the shaft axis. The inner tip attaches to the hub ring at r_hub = trpt_hub_radius = 2.0 m; the outer tip is at R = rotor_radius = 5.0 m. Blade span is therefore 3.0 m, not 5.0 m.</w:t>
+      </w:r>
+    </w:p>
+    <w:p>
+      <w:pPr>
+        <w:spacing w:after="120" w:before="0"/>
+      </w:pPr>
+      <w:r>
+        <w:t>This geometry is established in the KiteTurbineDynamics.jl codebase: visualization.jl draws each blade as a rectangle from r_inner = hub_R to r_outer = sys.rotor.radius, and parameters.jl defines trpt_hub_radius = 2.0 m and rotor_radius = 5.0 m as separate fields. The hub ring radius scales geometrically with rotor size: r_hub ≈ 0.4·R (confirmed by the geom_scale factor in parameters.jl).</w:t>
+      </w:r>
+    </w:p>
+    <w:p>
+      <w:pPr>
+        <w:spacing w:after="120" w:before="0"/>
+      </w:pPr>
+      <w:r>
+        <w:t>Table 0 — Baseline blade geometry at the 10 kW reference scale.</w:t>
+      </w:r>
+    </w:p>
+    <w:tbl>
+      <w:tblPr>
+        <w:tblStyle w:val="TableGrid"/>
+        <w:tblW w:type="auto" w:w="0"/>
+        <w:tblLook w:firstColumn="1" w:firstRow="1" w:lastColumn="0" w:lastRow="0" w:noHBand="0" w:noVBand="1" w:val="04A0"/>
+      </w:tblPr>
+      <w:tblGrid>
+        <w:gridCol w:w="2351"/>
+        <w:gridCol w:w="2351"/>
+        <w:gridCol w:w="2351"/>
+        <w:gridCol w:w="2351"/>
+      </w:tblGrid>
+      <w:tr>
+        <w:tc>
+          <w:tcPr>
+            <w:tcW w:type="dxa" w:w="2592"/>
+            <w:shd w:val="clear" w:color="auto" w:fill="1F5C8B"/>
+          </w:tcPr>
+          <w:p>
+            <w:pPr>
+              <w:jc w:val="center"/>
+            </w:pPr>
+            <w:r>
+              <w:rPr>
+                <w:b/>
+                <w:color w:val="FFFFFF"/>
+                <w:sz w:val="18"/>
+              </w:rPr>
+              <w:t>Parameter</w:t>
+            </w:r>
+          </w:p>
+        </w:tc>
+        <w:tc>
+          <w:tcPr>
+            <w:tcW w:type="dxa" w:w="1728"/>
+            <w:shd w:val="clear" w:color="auto" w:fill="1F5C8B"/>
+          </w:tcPr>
+          <w:p>
+            <w:pPr>
+              <w:jc w:val="center"/>
+            </w:pPr>
+            <w:r>
+              <w:rPr>
+                <w:b/>
+                <w:color w:val="FFFFFF"/>
+                <w:sz w:val="18"/>
+              </w:rPr>
+              <w:t>Symbol</w:t>
+            </w:r>
+          </w:p>
+        </w:tc>
+        <w:tc>
+          <w:tcPr>
+            <w:tcW w:type="dxa" w:w="1872"/>
+            <w:shd w:val="clear" w:color="auto" w:fill="1F5C8B"/>
+          </w:tcPr>
+          <w:p>
+            <w:pPr>
+              <w:jc w:val="center"/>
+            </w:pPr>
+            <w:r>
+              <w:rPr>
+                <w:b/>
+                <w:color w:val="FFFFFF"/>
+                <w:sz w:val="18"/>
+              </w:rPr>
+              <w:t>Value (10 kW ref)</w:t>
+            </w:r>
+          </w:p>
+        </w:tc>
+        <w:tc>
+          <w:tcPr>
+            <w:tcW w:type="dxa" w:w="2736"/>
+            <w:shd w:val="clear" w:color="auto" w:fill="1F5C8B"/>
+          </w:tcPr>
+          <w:p>
+            <w:pPr>
+              <w:jc w:val="center"/>
+            </w:pPr>
+            <w:r>
+              <w:rPr>
+                <w:b/>
+                <w:color w:val="FFFFFF"/>
+                <w:sz w:val="18"/>
+              </w:rPr>
+              <w:t>Scales as</w:t>
+            </w:r>
+          </w:p>
+        </w:tc>
+      </w:tr>
+      <w:tr>
+        <w:tc>
+          <w:tcPr>
+            <w:tcW w:type="dxa" w:w="2592"/>
+            <w:shd w:val="clear" w:color="auto" w:fill="F2F7FB"/>
+          </w:tcPr>
+          <w:p>
+            <w:pPr>
+              <w:jc w:val="center"/>
+            </w:pPr>
+            <w:r>
+              <w:rPr>
+                <w:sz w:val="18"/>
+              </w:rPr>
+              <w:t>Outer tip radius</w:t>
+            </w:r>
+          </w:p>
+        </w:tc>
+        <w:tc>
+          <w:tcPr>
+            <w:tcW w:type="dxa" w:w="1728"/>
+            <w:shd w:val="clear" w:color="auto" w:fill="F2F7FB"/>
+          </w:tcPr>
+          <w:p>
+            <w:pPr>
+              <w:jc w:val="center"/>
+            </w:pPr>
+            <w:r>
+              <w:rPr>
+                <w:sz w:val="18"/>
+              </w:rPr>
+              <w:t>R</w:t>
+            </w:r>
+          </w:p>
+        </w:tc>
+        <w:tc>
+          <w:tcPr>
+            <w:tcW w:type="dxa" w:w="1872"/>
+            <w:shd w:val="clear" w:color="auto" w:fill="F2F7FB"/>
+          </w:tcPr>
+          <w:p>
+            <w:pPr>
+              <w:jc w:val="center"/>
+            </w:pPr>
+            <w:r>
+              <w:rPr>
+                <w:sz w:val="18"/>
+              </w:rPr>
+              <w:t>5.0 m</w:t>
+            </w:r>
+          </w:p>
+        </w:tc>
+        <w:tc>
+          <w:tcPr>
+            <w:tcW w:type="dxa" w:w="2736"/>
+            <w:shd w:val="clear" w:color="auto" w:fill="F2F7FB"/>
+          </w:tcPr>
+          <w:p>
+            <w:pPr>
+              <w:jc w:val="center"/>
+            </w:pPr>
+            <w:r>
+              <w:rPr>
+                <w:sz w:val="18"/>
+              </w:rPr>
+              <w:t>R</w:t>
+            </w:r>
+          </w:p>
+        </w:tc>
+      </w:tr>
+      <w:tr>
+        <w:tc>
+          <w:tcPr>
+            <w:tcW w:type="dxa" w:w="2592"/>
+          </w:tcPr>
+          <w:p>
+            <w:pPr>
+              <w:jc w:val="center"/>
+            </w:pPr>
+            <w:r>
+              <w:rPr>
+                <w:sz w:val="18"/>
+              </w:rPr>
+              <w:t>Hub ring radius</w:t>
+            </w:r>
+          </w:p>
+        </w:tc>
+        <w:tc>
+          <w:tcPr>
+            <w:tcW w:type="dxa" w:w="1728"/>
+          </w:tcPr>
+          <w:p>
+            <w:pPr>
+              <w:jc w:val="center"/>
+            </w:pPr>
+            <w:r>
+              <w:rPr>
+                <w:sz w:val="18"/>
+              </w:rPr>
+              <w:t>r_hub</w:t>
+            </w:r>
+          </w:p>
+        </w:tc>
+        <w:tc>
+          <w:tcPr>
+            <w:tcW w:type="dxa" w:w="1872"/>
+          </w:tcPr>
+          <w:p>
+            <w:pPr>
+              <w:jc w:val="center"/>
+            </w:pPr>
+            <w:r>
+              <w:rPr>
+                <w:sz w:val="18"/>
+              </w:rPr>
+              <w:t>2.0 m</w:t>
+            </w:r>
+          </w:p>
+        </w:tc>
+        <w:tc>
+          <w:tcPr>
+            <w:tcW w:type="dxa" w:w="2736"/>
+          </w:tcPr>
+          <w:p>
+            <w:pPr>
+              <w:jc w:val="center"/>
+            </w:pPr>
+            <w:r>
+              <w:rPr>
+                <w:sz w:val="18"/>
+              </w:rPr>
+              <w:t>0.4·R</w:t>
+            </w:r>
+          </w:p>
+        </w:tc>
+      </w:tr>
+      <w:tr>
+        <w:tc>
+          <w:tcPr>
+            <w:tcW w:type="dxa" w:w="2592"/>
+            <w:shd w:val="clear" w:color="auto" w:fill="F2F7FB"/>
+          </w:tcPr>
+          <w:p>
+            <w:pPr>
+              <w:jc w:val="center"/>
+            </w:pPr>
+            <w:r>
+              <w:rPr>
+                <w:sz w:val="18"/>
+              </w:rPr>
+              <w:t>Blade span</w:t>
+            </w:r>
+          </w:p>
+        </w:tc>
+        <w:tc>
+          <w:tcPr>
+            <w:tcW w:type="dxa" w:w="1728"/>
+            <w:shd w:val="clear" w:color="auto" w:fill="F2F7FB"/>
+          </w:tcPr>
+          <w:p>
+            <w:pPr>
+              <w:jc w:val="center"/>
+            </w:pPr>
+            <w:r>
+              <w:rPr>
+                <w:sz w:val="18"/>
+              </w:rPr>
+              <w:t>s = R − r_hub</w:t>
+            </w:r>
+          </w:p>
+        </w:tc>
+        <w:tc>
+          <w:tcPr>
+            <w:tcW w:type="dxa" w:w="1872"/>
+            <w:shd w:val="clear" w:color="auto" w:fill="F2F7FB"/>
+          </w:tcPr>
+          <w:p>
+            <w:pPr>
+              <w:jc w:val="center"/>
+            </w:pPr>
+            <w:r>
+              <w:rPr>
+                <w:sz w:val="18"/>
+              </w:rPr>
+              <w:t>3.0 m</w:t>
+            </w:r>
+          </w:p>
+        </w:tc>
+        <w:tc>
+          <w:tcPr>
+            <w:tcW w:type="dxa" w:w="2736"/>
+            <w:shd w:val="clear" w:color="auto" w:fill="F2F7FB"/>
+          </w:tcPr>
+          <w:p>
+            <w:pPr>
+              <w:jc w:val="center"/>
+            </w:pPr>
+            <w:r>
+              <w:rPr>
+                <w:sz w:val="18"/>
+              </w:rPr>
+              <w:t>0.6·R</w:t>
+            </w:r>
+          </w:p>
+        </w:tc>
+      </w:tr>
+      <w:tr>
+        <w:tc>
+          <w:tcPr>
+            <w:tcW w:type="dxa" w:w="2592"/>
+          </w:tcPr>
+          <w:p>
+            <w:pPr>
+              <w:jc w:val="center"/>
+            </w:pPr>
+            <w:r>
+              <w:rPr>
+                <w:sz w:val="18"/>
+              </w:rPr>
+              <w:t>Blade CoM radius</w:t>
+            </w:r>
+          </w:p>
+        </w:tc>
+        <w:tc>
+          <w:tcPr>
+            <w:tcW w:type="dxa" w:w="1728"/>
+          </w:tcPr>
+          <w:p>
+            <w:pPr>
+              <w:jc w:val="center"/>
+            </w:pPr>
+            <w:r>
+              <w:rPr>
+                <w:sz w:val="18"/>
+              </w:rPr>
+              <w:t>r_cm</w:t>
+            </w:r>
+          </w:p>
+        </w:tc>
+        <w:tc>
+          <w:tcPr>
+            <w:tcW w:type="dxa" w:w="1872"/>
+          </w:tcPr>
+          <w:p>
+            <w:pPr>
+              <w:jc w:val="center"/>
+            </w:pPr>
+            <w:r>
+              <w:rPr>
+                <w:sz w:val="18"/>
+              </w:rPr>
+              <w:t>3.8 m</w:t>
+            </w:r>
+          </w:p>
+        </w:tc>
+        <w:tc>
+          <w:tcPr>
+            <w:tcW w:type="dxa" w:w="2736"/>
+          </w:tcPr>
+          <w:p>
+            <w:pPr>
+              <w:jc w:val="center"/>
+            </w:pPr>
+            <w:r>
+              <w:rPr>
+                <w:sz w:val="18"/>
+              </w:rPr>
+              <w:t>r_hub + 0.6·s = 0.76·R</w:t>
+            </w:r>
+          </w:p>
+        </w:tc>
+      </w:tr>
+      <w:tr>
+        <w:tc>
+          <w:tcPr>
+            <w:tcW w:type="dxa" w:w="2592"/>
+            <w:shd w:val="clear" w:color="auto" w:fill="F2F7FB"/>
+          </w:tcPr>
+          <w:p>
+            <w:pPr>
+              <w:jc w:val="center"/>
+            </w:pPr>
+            <w:r>
+              <w:rPr>
+                <w:sz w:val="18"/>
+              </w:rPr>
+              <w:t>Swept annular area</w:t>
+            </w:r>
+          </w:p>
+        </w:tc>
+        <w:tc>
+          <w:tcPr>
+            <w:tcW w:type="dxa" w:w="1728"/>
+            <w:shd w:val="clear" w:color="auto" w:fill="F2F7FB"/>
+          </w:tcPr>
+          <w:p>
+            <w:pPr>
+              <w:jc w:val="center"/>
+            </w:pPr>
+            <w:r>
+              <w:rPr>
+                <w:sz w:val="18"/>
+              </w:rPr>
+              <w:t>π(R²−r_hub²)</w:t>
+            </w:r>
+          </w:p>
+        </w:tc>
+        <w:tc>
+          <w:tcPr>
+            <w:tcW w:type="dxa" w:w="1872"/>
+            <w:shd w:val="clear" w:color="auto" w:fill="F2F7FB"/>
+          </w:tcPr>
+          <w:p>
+            <w:pPr>
+              <w:jc w:val="center"/>
+            </w:pPr>
+            <w:r>
+              <w:rPr>
+                <w:sz w:val="18"/>
+              </w:rPr>
+              <w:t>65.97 m²</w:t>
+            </w:r>
+          </w:p>
+        </w:tc>
+        <w:tc>
+          <w:tcPr>
+            <w:tcW w:type="dxa" w:w="2736"/>
+            <w:shd w:val="clear" w:color="auto" w:fill="F2F7FB"/>
+          </w:tcPr>
+          <w:p>
+            <w:pPr>
+              <w:jc w:val="center"/>
+            </w:pPr>
+            <w:r>
+              <w:rPr>
+                <w:sz w:val="18"/>
+              </w:rPr>
+              <w:t>π·R²·(1−0.16)</w:t>
+            </w:r>
+          </w:p>
+        </w:tc>
+      </w:tr>
+      <w:tr>
+        <w:tc>
+          <w:tcPr>
+            <w:tcW w:type="dxa" w:w="2592"/>
+          </w:tcPr>
+          <w:p>
+            <w:pPr>
+              <w:jc w:val="center"/>
+            </w:pPr>
+            <w:r>
+              <w:rPr>
+                <w:sz w:val="18"/>
+              </w:rPr>
+              <w:t>Cp/CT reference area</w:t>
+            </w:r>
+          </w:p>
+        </w:tc>
+        <w:tc>
+          <w:tcPr>
+            <w:tcW w:type="dxa" w:w="1728"/>
+          </w:tcPr>
+          <w:p>
+            <w:pPr>
+              <w:jc w:val="center"/>
+            </w:pPr>
+            <w:r>
+              <w:rPr>
+                <w:sz w:val="18"/>
+              </w:rPr>
+              <w:t>πR²</w:t>
+            </w:r>
+          </w:p>
+        </w:tc>
+        <w:tc>
+          <w:tcPr>
+            <w:tcW w:type="dxa" w:w="1872"/>
+          </w:tcPr>
+          <w:p>
+            <w:pPr>
+              <w:jc w:val="center"/>
+            </w:pPr>
+            <w:r>
+              <w:rPr>
+                <w:sz w:val="18"/>
+              </w:rPr>
+              <w:t>78.54 m²</w:t>
+            </w:r>
+          </w:p>
+        </w:tc>
+        <w:tc>
+          <w:tcPr>
+            <w:tcW w:type="dxa" w:w="2736"/>
+          </w:tcPr>
+          <w:p>
+            <w:pPr>
+              <w:jc w:val="center"/>
+            </w:pPr>
+            <w:r>
+              <w:rPr>
+                <w:sz w:val="18"/>
+              </w:rPr>
+              <w:t>πR² (BEM convention)</w:t>
+            </w:r>
+          </w:p>
+        </w:tc>
+      </w:tr>
+    </w:tbl>
+    <w:p/>
+    <w:p>
+      <w:pPr>
+        <w:spacing w:after="120" w:before="0"/>
+      </w:pPr>
+      <w:r>
+        <w:t>The power formula P = ½ρv³·πR²·Cp uses the full outer-disc area πR² by convention, consistent with the AeroDyn BEM source data (Rotor_TRTP_Sizing_Iteration2.xlsx) which normalises Cp and CT to the same area. The inner hub region (r &lt; 2 m) contributes negligibly to Cp at operational TSR (local TSR at r_hub ≈ 1.64, well below the power-producing range), so πR²·Cp is a correct representation of the annular design.</w:t>
+      </w:r>
+    </w:p>
+    <w:p/>
+    <w:p>
+      <w:pPr>
+        <w:pStyle w:val="Heading2"/>
+      </w:pPr>
+      <w:r>
+        <w:rPr>
+          <w:b/>
+          <w:color w:val="1A709E"/>
+          <w:sz w:val="26"/>
+        </w:rPr>
         <w:t>2.1  Wind Shear Profile</w:t>
       </w:r>
     </w:p>
@@ -879,7 +1425,7 @@
         <w:spacing w:after="120" w:before="0"/>
       </w:pPr>
       <w:r>
-        <w:t>In a conventional rigid-rotor turbine, rotor radius is fixed by the blade structure. In a TRPT kite turbine, the blades attach at the hub ring periphery via the tether lines but are not rigidly constrained radially. At operating angular velocity, each blade experiences centrifugal acceleration a_c = ω² × r_cm directed outward from the shaft axis. At rated ω = 9.02 rad/s and r_cm ≈ 3 m (blade centre of mass), a_c ≈ 243 m/s², producing an outward force of approximately 900 N per 3.67 kg blade.</w:t>
+        <w:t>In a conventional rigid-rotor turbine, rotor radius is fixed by the blade structure. In a TRPT kite turbine, the blades attach at the hub ring periphery and are not rigidly constrained radially. At operating angular velocity, each blade experiences centrifugal acceleration a_c = ω² × r_cm directed outward from the shaft axis. Blade CoM sits at r_cm = r_hub + 0.6 × span = 2.0 + 0.6 × 3.0 = 3.8 m. At rated ω = 9.02 rad/s: a_c = 9.02² × 3.8 = 309 m/s², giving an outward force of 309 × 2.2 = 680 N per blade (2.2 kg per blade, 5-blade design = 3400 N total outward). This substantially exceeds the net inward tether force on the hub ring (~750–950 N), confirming the hub ring is in net hoop tension at rated conditions.</w:t>
       </w:r>
     </w:p>
     <w:p>
@@ -887,7 +1433,7 @@
         <w:spacing w:after="120" w:before="0"/>
       </w:pPr>
       <w:r>
-        <w:t>This radial stiffness is set by the tether attachment geometry and the hub ring stiffness. The TRPT's helical tether lines act as compliant radial springs: as the hub ring expands, the attachment-point geometry changes and the lines provide a restoring force. Physical experiments confirm that at higher ω (or when deliberate compliance is introduced), the hub ring and blade attachment radius increases measurably — the observation of 'centripetal acceleration stretching the rotors out where the blades attached' in the field trials.</w:t>
+        <w:t>This radial compliance is set by the hub ring stiffness and tether attachment geometry. The TRPT's helical tether lines act as compliant radial springs: as the hub ring expands, the attachment-point geometry changes and the lines provide a restoring force. Physical experiments confirm that at higher ω (or when deliberate compliance is introduced), the hub ring radius increases measurably — the observation of 'centripetal acceleration stretching the rotors out where the blades attached' in the field trials.</w:t>
       </w:r>
     </w:p>
     <w:p>
@@ -1786,7 +2332,7 @@
           <w:color w:val="1A537A"/>
           <w:sz w:val="32"/>
         </w:rPr>
-        <w:t>6  Annular Rotor Geometry</w:t>
+        <w:t>6  Outer Blade Ring Extension</w:t>
       </w:r>
     </w:p>
     <w:p>
@@ -1794,14 +2340,22 @@
         <w:spacing w:after="120" w:before="0"/>
       </w:pPr>
       <w:r>
-        <w:t>A further variant enabled by centrifugal expansion is the annular rotor: rather than blades spanning the full disc from hub to tip, the blades span only an outer annular band (from r_inner to r_outer). This is achievable in TRPT by attaching the blade inboard end to an inner tether line and the tip to an outer tether line, creating a ring-shaped swept area.</w:t>
+        <w:t>As established in Section 2.0, the standard TRPT rotor already sweeps an annulus (inner tip at r_hub = 2 m, outer tip at R = 5 m). The concept explored here is a distinct variant: an additional set of blades attached beyond the current outer tip, spanning from R_ref = 5 m outward to a larger outer radius R_outer. This would require a second structural ring beyond the existing hub ring, with blades bridging the gap between the two rings.</w:t>
+      </w:r>
+    </w:p>
+    <w:p>
+      <w:pPr>
+        <w:spacing w:after="120" w:before="0"/>
+      </w:pPr>
+      <w:r>
+        <w:t>This is a genuinely novel design direction, not a restatement of the existing geometry. It adds swept area in the outer annular band where blade aerodynamic efficiency is highest (high local TSR), and the outer-ring blades are shorter than the baseline blades for the same incremental area gain — potentially a favourable mass trade.</w:t>
       </w:r>
     </w:p>
     <w:p>
       <w:r>
         <w:drawing>
           <wp:inline xmlns:a="http://schemas.openxmlformats.org/drawingml/2006/main" xmlns:pic="http://schemas.openxmlformats.org/drawingml/2006/picture">
-            <wp:extent cx="5669280" cy="2706486"/>
+            <wp:extent cx="5669280" cy="2737426"/>
             <wp:docPr id="5" name="Picture 5"/>
             <wp:cNvGraphicFramePr>
               <a:graphicFrameLocks noChangeAspect="1"/>
@@ -1822,7 +2376,7 @@
                   <pic:spPr>
                     <a:xfrm>
                       <a:off x="0" y="0"/>
-                      <a:ext cx="5669280" cy="2706486"/>
+                      <a:ext cx="5669280" cy="2737426"/>
                     </a:xfrm>
                     <a:prstGeom prst="rect"/>
                   </pic:spPr>
@@ -1843,7 +2397,7 @@
           <w:color w:val="505050"/>
           <w:sz w:val="18"/>
         </w:rPr>
-        <w:t>Figure 5 — Left: annular rotor P/W vs outer radius for n_blades = 3, 5, 8 compared to a conventional full-disc rotor. Right: cross-sectional view showing full-disc rotor 1 (blue), TSR-expanded full rotor 2 (red), and an annular rotor option (green).</w:t>
+        <w:t>Figure 5 — Left: P/W for outer ring extension blades (spanning 5 m → R_outer) vs n_blades. Right: cross-section showing the standard annular rotor (blue, 2→5 m), TSR-expanded rotor 2 (red, 2→5.52 m), and an outer ring extension (green, 5→7 m). Note that all three are annular — the blue and red discs show the standard blade geometry, not a full disc.</w:t>
       </w:r>
     </w:p>
     <w:p>
@@ -1851,7 +2405,7 @@
         <w:spacing w:after="120" w:before="0"/>
       </w:pPr>
       <w:r>
-        <w:t>For an annular rotor with fixed inner radius r_i = 5 m, blades span only the annular band (r_o − r_i). Blade mass scales as (span)²/n (constant aspect ratio), while swept area scales as (r_o² − r_i²). At small outer radii this gives a very high P/W because blade mass is small, but swept area — and therefore power — is also small. As r_o grows the power increases but so does blade mass. The optimum P/W for the annular design occurs near r_o ≈ 7–9 m (depending on blade count).</w:t>
+        <w:t>For an outer ring extension spanning R_ref = 5 m to R_outer, the extension blade mass is normalised to the standard blade span of 3 m (not the outer radius). Blade mass ∝ (span)²/n with span = R_outer − 5 m. At R_outer = 7 m (span = 2 m): total extension blade mass = 5 × 2.2 × (2/3)² = 4.9 kg for n = 5. Compare this to the 11 kg of the standard inner blades for the same number of blades. The P/W optimum for the outer ring extension occurs near R_outer ≈ 8–10 m.</w:t>
       </w:r>
     </w:p>
     <w:p>
@@ -1859,7 +2413,7 @@
         <w:spacing w:after="120" w:before="0"/>
       </w:pPr>
       <w:r>
-        <w:t>Higher blade count (n = 8) improves annular P/W because each blade is lighter but the total swept area is unchanged. This is a reversal of the full-disc result where blade count is neutral. However, the complexity of attaching and maintaining an 8-blade annular rotor at the outer ring of a TRPT shaft is a significant engineering challenge. This remains a speculative design direction warranting further structural analysis.</w:t>
+        <w:t>Higher blade count (n = 8) improves P/W for the extension ring because each blade is lighter but swept area is unchanged — this is the opposite of the neutral blade-count result for the full span. The attachment complexity of a second structural ring and the need to maintain two independently compliant blade sets is a significant engineering challenge. This is flagged as a speculative future direction requiring structural analysis of the outer ring under combined centrifugal and aerodynamic loading.</w:t>
       </w:r>
     </w:p>
     <w:p>
@@ -2100,7 +2654,7 @@
         <w:ind w:left="360"/>
       </w:pPr>
       <w:r>
-        <w:t>Annular rotor designs (blades spanning an outer ring band) show promise at higher blade counts but require additional structural analysis for the hub attachment geometry.</w:t>
+        <w:t>All TRPT rotors are inherently annular (inner tip at r_hub = 0.4·R). An outer blade ring extension beyond R = 5 m is a genuinely novel variant that shows promise at higher blade counts, but requires structural analysis of the second outer ring.</w:t>
       </w:r>
     </w:p>
     <w:p>
